--- a/site/files/between-potential-and-ideal-he.docx
+++ b/site/files/between-potential-and-ideal-he.docx
@@ -40142,6 +40142,18 @@
     <w:bookmarkEnd w:id="235"/>
     <w:bookmarkEnd w:id="236"/>
     <w:bookmarkEnd w:id="237"/>
+    <w:p>
+      <w:r>
+        <w:t xml:space="preserve">---</w:t>
+      </w:r>
+    </w:p>
+    <w:p>
+      <w:r>
+        <w:t xml:space="preserve">---
+הבהרת מתודולוגיה קצרה: כאשר המסמך משתמש במונחים מתחומי מתמטיקה, פיזיקה, מדעי המחשב, לוגיקה או בינה מלאכותית, יש לקרוא אותם לפי ההקשר המוצהר: לעיתים כמטאפורה מבנית, לעיתים כמודל קריאה, ולעיתים כטענה פורמלית רק אם הדבר נאמר במפורש. אין להבין שימוש במונח מדעי כהוכחה מדעית או מטפיזית בפני עצמו.
+</w:t>
+      </w:r>
+    </w:p>
     <w:sectPr>
       <w:footnotePr>
         <w:numRestart w:val="eachSect"/>
